--- a/Collatio/2c/1. Textos/1. Marcados/2c-B.docx
+++ b/Collatio/2c/1. Textos/1. Marcados/2c-B.docx
@@ -1,34 +1,313 @@
 
 <file path=word/document.xml><?xml version="1.0" encoding="utf-8"?>
-<w:document xmlns:wpc="http://schemas.microsoft.com/office/word/2010/wordprocessingCanvas" xmlns:cx="http://schemas.microsoft.com/office/drawing/2014/chartex" xmlns:cx1="http://schemas.microsoft.com/office/drawing/2015/9/8/chartex" xmlns:cx2="http://schemas.microsoft.com/office/drawing/2015/10/21/chartex" xmlns:cx3="http://schemas.microsoft.com/office/drawing/2016/5/9/chartex" xmlns:cx4="http://schemas.microsoft.com/office/drawing/2016/5/10/chartex" xmlns:cx5="http://schemas.microsoft.com/office/drawing/2016/5/11/chartex" xmlns:cx6="http://schemas.microsoft.com/office/drawing/2016/5/12/chartex" xmlns:cx7="http://schemas.microsoft.com/office/drawing/2016/5/13/chartex" xmlns:cx8="http://schemas.microsoft.com/office/drawing/2016/5/14/chartex" xmlns:mc="http://schemas.openxmlformats.org/markup-compatibility/2006" xmlns:aink="http://schemas.microsoft.com/office/drawing/2016/ink" xmlns:am3d="http://schemas.microsoft.com/office/drawing/2017/model3d" xmlns:o="urn:schemas-microsoft-com:office:office" xmlns:oel="http://schemas.microsoft.com/office/2019/extlst" xmlns:r="http://schemas.openxmlformats.org/officeDocument/2006/relationships" xmlns:m="http://schemas.openxmlformats.org/officeDocument/2006/math" xmlns:v="urn:schemas-microsoft-com:vml" xmlns:wp14="http://schemas.microsoft.com/office/word/2010/wordprocessingDrawing" xmlns:wp="http://schemas.openxmlformats.org/drawingml/2006/wordprocessingDrawing" xmlns:w10="urn:schemas-microsoft-com:office:word" xmlns:w="http://schemas.openxmlformats.org/wordprocessingml/2006/main" xmlns:w14="http://schemas.microsoft.com/office/word/2010/wordml" xmlns:w15="http://schemas.microsoft.com/office/word/2012/wordml" xmlns:w16cex="http://schemas.microsoft.com/office/word/2018/wordml/cex" xmlns:w16cid="http://schemas.microsoft.com/office/word/2016/wordml/cid" xmlns:w16="http://schemas.microsoft.com/office/word/2018/wordml" xmlns:w16sdtdh="http://schemas.microsoft.com/office/word/2020/wordml/sdtdatahash" xmlns:w16se="http://schemas.microsoft.com/office/word/2015/wordml/symex" xmlns:wpg="http://schemas.microsoft.com/office/word/2010/wordprocessingGroup" xmlns:wpi="http://schemas.microsoft.com/office/word/2010/wordprocessingInk" xmlns:wne="http://schemas.microsoft.com/office/word/2006/wordml" xmlns:wps="http://schemas.microsoft.com/office/word/2010/wordprocessingShape" mc:Ignorable="w14 w15 w16se w16cid w16 w16cex w16sdtdh wp14">
+<w:document xmlns:wpc="http://schemas.microsoft.com/office/word/2010/wordprocessingCanvas" xmlns:cx="http://schemas.microsoft.com/office/drawing/2014/chartex" xmlns:cx1="http://schemas.microsoft.com/office/drawing/2015/9/8/chartex" xmlns:cx2="http://schemas.microsoft.com/office/drawing/2015/10/21/chartex" xmlns:cx3="http://schemas.microsoft.com/office/drawing/2016/5/9/chartex" xmlns:cx4="http://schemas.microsoft.com/office/drawing/2016/5/10/chartex" xmlns:cx5="http://schemas.microsoft.com/office/drawing/2016/5/11/chartex" xmlns:cx6="http://schemas.microsoft.com/office/drawing/2016/5/12/chartex" xmlns:cx7="http://schemas.microsoft.com/office/drawing/2016/5/13/chartex" xmlns:cx8="http://schemas.microsoft.com/office/drawing/2016/5/14/chartex" xmlns:mc="http://schemas.openxmlformats.org/markup-compatibility/2006" xmlns:aink="http://schemas.microsoft.com/office/drawing/2016/ink" xmlns:am3d="http://schemas.microsoft.com/office/drawing/2017/model3d" xmlns:o="urn:schemas-microsoft-com:office:office" xmlns:oel="http://schemas.microsoft.com/office/2019/extlst" xmlns:r="http://schemas.openxmlformats.org/officeDocument/2006/relationships" xmlns:m="http://schemas.openxmlformats.org/officeDocument/2006/math" xmlns:v="urn:schemas-microsoft-com:vml" xmlns:wp14="http://schemas.microsoft.com/office/word/2010/wordprocessingDrawing" xmlns:wp="http://schemas.openxmlformats.org/drawingml/2006/wordprocessingDrawing" xmlns:w10="urn:schemas-microsoft-com:office:word" xmlns:w="http://schemas.openxmlformats.org/wordprocessingml/2006/main" xmlns:w14="http://schemas.microsoft.com/office/word/2010/wordml" xmlns:w15="http://schemas.microsoft.com/office/word/2012/wordml" xmlns:w16cex="http://schemas.microsoft.com/office/word/2018/wordml/cex" xmlns:w16cid="http://schemas.microsoft.com/office/word/2016/wordml/cid" xmlns:w16="http://schemas.microsoft.com/office/word/2018/wordml" xmlns:w16du="http://schemas.microsoft.com/office/word/2023/wordml/word16du" xmlns:w16sdtdh="http://schemas.microsoft.com/office/word/2020/wordml/sdtdatahash" xmlns:w16sdtfl="http://schemas.microsoft.com/office/word/2024/wordml/sdtformatlock" xmlns:w16se="http://schemas.microsoft.com/office/word/2015/wordml/symex" xmlns:wpg="http://schemas.microsoft.com/office/word/2010/wordprocessingGroup" xmlns:wpi="http://schemas.microsoft.com/office/word/2010/wordprocessingInk" xmlns:wne="http://schemas.microsoft.com/office/word/2006/wordml" xmlns:wps="http://schemas.microsoft.com/office/word/2010/wordprocessingShape" mc:Ignorable="w14 w15 w16se w16cid w16 w16cex w16sdtdh w16sdtfl w16du wp14">
   <w:body>
     <w:p>
       <w:pPr>
         <w:rPr>
+          <w:rFonts w:ascii="Brill" w:hAnsi="Brill"/>
           <w:lang w:val="es-ES"/>
         </w:rPr>
       </w:pPr>
       <w:r>
         <w:rPr>
+          <w:rFonts w:ascii="Brill" w:hAnsi="Brill"/>
           <w:color w:val="FF0000"/>
           <w:lang w:val="es-ES"/>
         </w:rPr>
         <w:t xml:space="preserve">10ra </w:t>
       </w:r>
-      <w:r>
-        <w:rPr>
-          <w:lang w:val="es-ES"/>
-        </w:rPr>
-        <w:t xml:space="preserve">respondio el decipulo esto te ruego maestro que me digas por que razon es dixo el maestro yo te lo dire % el eclipsin del sol ya te yo dixe que non era otra cosa si non la luna que se para entre nos e el % e tamaña es la fuerça de los rayos del </w:t>
-      </w:r>
-      <w:r>
-        <w:rPr>
-          <w:lang w:val="es-ES"/>
-        </w:rPr>
-        <w:t xml:space="preserve">sol que echa de si que aun que oviese poçoniamiento alguno que non l podria enpecer % e d esto te dire semejança de las candellas del fuego que con gran fortaleza qu el fuego ha en si % enpuxa las de si por el aire bien asi contesce del sol mientra el falla carrera cobierta </w:t>
-      </w:r>
-      <w:r>
-        <w:rPr>
+      <w:proofErr w:type="spellStart"/>
+      <w:r>
+        <w:rPr>
+          <w:rFonts w:ascii="Brill" w:hAnsi="Brill"/>
+          <w:lang w:val="es-ES"/>
+        </w:rPr>
+        <w:t>respondio</w:t>
+      </w:r>
+      <w:proofErr w:type="spellEnd"/>
+      <w:r>
+        <w:rPr>
+          <w:rFonts w:ascii="Brill" w:hAnsi="Brill"/>
+          <w:lang w:val="es-ES"/>
+        </w:rPr>
+        <w:t xml:space="preserve"> el </w:t>
+      </w:r>
+      <w:proofErr w:type="spellStart"/>
+      <w:r>
+        <w:rPr>
+          <w:rFonts w:ascii="Brill" w:hAnsi="Brill"/>
+          <w:lang w:val="es-ES"/>
+        </w:rPr>
+        <w:t>decipulo</w:t>
+      </w:r>
+      <w:proofErr w:type="spellEnd"/>
+      <w:r>
+        <w:rPr>
+          <w:rFonts w:ascii="Brill" w:hAnsi="Brill"/>
+          <w:lang w:val="es-ES"/>
+        </w:rPr>
+        <w:t xml:space="preserve"> esto te ruego maestro que me digas </w:t>
+      </w:r>
+      <w:proofErr w:type="spellStart"/>
+      <w:r>
+        <w:rPr>
+          <w:rFonts w:ascii="Brill" w:hAnsi="Brill"/>
+          <w:lang w:val="es-ES"/>
+        </w:rPr>
+        <w:t>por que</w:t>
+      </w:r>
+      <w:proofErr w:type="spellEnd"/>
+      <w:r>
+        <w:rPr>
+          <w:rFonts w:ascii="Brill" w:hAnsi="Brill"/>
+          <w:lang w:val="es-ES"/>
+        </w:rPr>
+        <w:t xml:space="preserve"> </w:t>
+      </w:r>
+      <w:proofErr w:type="spellStart"/>
+      <w:r>
+        <w:rPr>
+          <w:rFonts w:ascii="Brill" w:hAnsi="Brill"/>
+          <w:lang w:val="es-ES"/>
+        </w:rPr>
+        <w:t>razon</w:t>
+      </w:r>
+      <w:proofErr w:type="spellEnd"/>
+      <w:r>
+        <w:rPr>
+          <w:rFonts w:ascii="Brill" w:hAnsi="Brill"/>
+          <w:lang w:val="es-ES"/>
+        </w:rPr>
+        <w:t xml:space="preserve"> es dixo el maestro yo te lo </w:t>
+      </w:r>
+      <w:proofErr w:type="spellStart"/>
+      <w:r>
+        <w:rPr>
+          <w:rFonts w:ascii="Brill" w:hAnsi="Brill"/>
+          <w:lang w:val="es-ES"/>
+        </w:rPr>
+        <w:t>dire</w:t>
+      </w:r>
+      <w:proofErr w:type="spellEnd"/>
+      <w:r>
+        <w:rPr>
+          <w:rFonts w:ascii="Brill" w:hAnsi="Brill"/>
+          <w:lang w:val="es-ES"/>
+        </w:rPr>
+        <w:t xml:space="preserve"> % el </w:t>
+      </w:r>
+      <w:proofErr w:type="spellStart"/>
+      <w:r>
+        <w:rPr>
+          <w:rFonts w:ascii="Brill" w:hAnsi="Brill"/>
+          <w:lang w:val="es-ES"/>
+        </w:rPr>
+        <w:t>eclipsin</w:t>
+      </w:r>
+      <w:proofErr w:type="spellEnd"/>
+      <w:r>
+        <w:rPr>
+          <w:rFonts w:ascii="Brill" w:hAnsi="Brill"/>
+          <w:lang w:val="es-ES"/>
+        </w:rPr>
+        <w:t xml:space="preserve"> del sol ya te yo dixe que non era otra cosa si non la luna que se para entre nos e </w:t>
+      </w:r>
+      <w:proofErr w:type="spellStart"/>
+      <w:r>
+        <w:rPr>
+          <w:rFonts w:ascii="Brill" w:hAnsi="Brill"/>
+          <w:lang w:val="es-ES"/>
+        </w:rPr>
+        <w:t>el</w:t>
+      </w:r>
+      <w:proofErr w:type="spellEnd"/>
+      <w:r>
+        <w:rPr>
+          <w:rFonts w:ascii="Brill" w:hAnsi="Brill"/>
+          <w:lang w:val="es-ES"/>
+        </w:rPr>
+        <w:t xml:space="preserve"> % e tamaña es la fuerça de los rayos del sol que echa de </w:t>
+      </w:r>
+      <w:proofErr w:type="spellStart"/>
+      <w:r>
+        <w:rPr>
+          <w:rFonts w:ascii="Brill" w:hAnsi="Brill"/>
+          <w:lang w:val="es-ES"/>
+        </w:rPr>
+        <w:t>si</w:t>
+      </w:r>
+      <w:proofErr w:type="spellEnd"/>
+      <w:r>
+        <w:rPr>
+          <w:rFonts w:ascii="Brill" w:hAnsi="Brill"/>
+          <w:lang w:val="es-ES"/>
+        </w:rPr>
+        <w:t xml:space="preserve"> que aun que oviese </w:t>
+      </w:r>
+      <w:proofErr w:type="spellStart"/>
+      <w:r>
+        <w:rPr>
+          <w:rFonts w:ascii="Brill" w:hAnsi="Brill"/>
+          <w:lang w:val="es-ES"/>
+        </w:rPr>
+        <w:t>poçoniamiento</w:t>
+      </w:r>
+      <w:proofErr w:type="spellEnd"/>
+      <w:r>
+        <w:rPr>
+          <w:rFonts w:ascii="Brill" w:hAnsi="Brill"/>
+          <w:lang w:val="es-ES"/>
+        </w:rPr>
+        <w:t xml:space="preserve"> alguno que non l </w:t>
+      </w:r>
+      <w:proofErr w:type="spellStart"/>
+      <w:r>
+        <w:rPr>
+          <w:rFonts w:ascii="Brill" w:hAnsi="Brill"/>
+          <w:lang w:val="es-ES"/>
+        </w:rPr>
+        <w:t>podria</w:t>
+      </w:r>
+      <w:proofErr w:type="spellEnd"/>
+      <w:r>
+        <w:rPr>
+          <w:rFonts w:ascii="Brill" w:hAnsi="Brill"/>
+          <w:lang w:val="es-ES"/>
+        </w:rPr>
+        <w:t xml:space="preserve"> </w:t>
+      </w:r>
+      <w:proofErr w:type="spellStart"/>
+      <w:r>
+        <w:rPr>
+          <w:rFonts w:ascii="Brill" w:hAnsi="Brill"/>
+          <w:lang w:val="es-ES"/>
+        </w:rPr>
+        <w:t>enpecer</w:t>
+      </w:r>
+      <w:proofErr w:type="spellEnd"/>
+      <w:r>
+        <w:rPr>
+          <w:rFonts w:ascii="Brill" w:hAnsi="Brill"/>
+          <w:lang w:val="es-ES"/>
+        </w:rPr>
+        <w:t xml:space="preserve"> % e d esto te </w:t>
+      </w:r>
+      <w:proofErr w:type="spellStart"/>
+      <w:r>
+        <w:rPr>
+          <w:rFonts w:ascii="Brill" w:hAnsi="Brill"/>
+          <w:lang w:val="es-ES"/>
+        </w:rPr>
+        <w:t>dire</w:t>
+      </w:r>
+      <w:proofErr w:type="spellEnd"/>
+      <w:r>
+        <w:rPr>
+          <w:rFonts w:ascii="Brill" w:hAnsi="Brill"/>
+          <w:lang w:val="es-ES"/>
+        </w:rPr>
+        <w:t xml:space="preserve"> semejança de las </w:t>
+      </w:r>
+      <w:proofErr w:type="spellStart"/>
+      <w:r>
+        <w:rPr>
+          <w:rFonts w:ascii="Brill" w:hAnsi="Brill"/>
+          <w:lang w:val="es-ES"/>
+        </w:rPr>
+        <w:t>candellas</w:t>
+      </w:r>
+      <w:proofErr w:type="spellEnd"/>
+      <w:r>
+        <w:rPr>
+          <w:rFonts w:ascii="Brill" w:hAnsi="Brill"/>
+          <w:lang w:val="es-ES"/>
+        </w:rPr>
+        <w:t xml:space="preserve"> del fuego que con gran fortaleza </w:t>
+      </w:r>
+      <w:proofErr w:type="spellStart"/>
+      <w:r>
+        <w:rPr>
+          <w:rFonts w:ascii="Brill" w:hAnsi="Brill"/>
+          <w:lang w:val="es-ES"/>
+        </w:rPr>
+        <w:t>qu</w:t>
+      </w:r>
+      <w:proofErr w:type="spellEnd"/>
+      <w:r>
+        <w:rPr>
+          <w:rFonts w:ascii="Brill" w:hAnsi="Brill"/>
+          <w:lang w:val="es-ES"/>
+        </w:rPr>
+        <w:t xml:space="preserve"> el fuego ha en si % </w:t>
+      </w:r>
+      <w:proofErr w:type="spellStart"/>
+      <w:r>
+        <w:rPr>
+          <w:rFonts w:ascii="Brill" w:hAnsi="Brill"/>
+          <w:lang w:val="es-ES"/>
+        </w:rPr>
+        <w:t>enpuxa</w:t>
+      </w:r>
+      <w:proofErr w:type="spellEnd"/>
+      <w:r>
+        <w:rPr>
+          <w:rFonts w:ascii="Brill" w:hAnsi="Brill"/>
+          <w:lang w:val="es-ES"/>
+        </w:rPr>
+        <w:t xml:space="preserve"> las de si por el aire bien </w:t>
+      </w:r>
+      <w:proofErr w:type="spellStart"/>
+      <w:r>
+        <w:rPr>
+          <w:rFonts w:ascii="Brill" w:hAnsi="Brill"/>
+          <w:lang w:val="es-ES"/>
+        </w:rPr>
+        <w:t>asi</w:t>
+      </w:r>
+      <w:proofErr w:type="spellEnd"/>
+      <w:r>
+        <w:rPr>
+          <w:rFonts w:ascii="Brill" w:hAnsi="Brill"/>
+          <w:lang w:val="es-ES"/>
+        </w:rPr>
+        <w:t xml:space="preserve"> </w:t>
+      </w:r>
+      <w:proofErr w:type="spellStart"/>
+      <w:r>
+        <w:rPr>
+          <w:rFonts w:ascii="Brill" w:hAnsi="Brill"/>
+          <w:lang w:val="es-ES"/>
+        </w:rPr>
+        <w:t>contesce</w:t>
+      </w:r>
+      <w:proofErr w:type="spellEnd"/>
+      <w:r>
+        <w:rPr>
+          <w:rFonts w:ascii="Brill" w:hAnsi="Brill"/>
+          <w:lang w:val="es-ES"/>
+        </w:rPr>
+        <w:t xml:space="preserve"> del sol mientra el falla carrera </w:t>
+      </w:r>
+      <w:proofErr w:type="spellStart"/>
+      <w:r>
+        <w:rPr>
+          <w:rFonts w:ascii="Brill" w:hAnsi="Brill"/>
+          <w:lang w:val="es-ES"/>
+        </w:rPr>
+        <w:t>cobierta</w:t>
+      </w:r>
+      <w:proofErr w:type="spellEnd"/>
+      <w:r>
+        <w:rPr>
+          <w:rFonts w:ascii="Brill" w:hAnsi="Brill"/>
+          <w:lang w:val="es-ES"/>
+        </w:rPr>
+        <w:t xml:space="preserve"> </w:t>
+      </w:r>
+      <w:r>
+        <w:rPr>
+          <w:rFonts w:ascii="Brill" w:hAnsi="Brill"/>
           <w:color w:val="FF0000"/>
           <w:lang w:val="es-ES"/>
         </w:rPr>
@@ -36,42 +315,542 @@
       </w:r>
       <w:r>
         <w:rPr>
-          <w:lang w:val="es-ES"/>
-        </w:rPr>
-        <w:t>por do los sus rayos pueda enbiar sienpre % vayan delante fasta que se paran en lugar por do non puedan pasar</w:t>
-      </w:r>
-      <w:r>
-        <w:rPr>
-          <w:lang w:val="es-ES"/>
-        </w:rPr>
-        <w:t xml:space="preserve"> de alli adelantre % e por esta razon quando </w:t>
-      </w:r>
-      <w:r>
-        <w:rPr>
-          <w:lang w:val="es-ES"/>
-        </w:rPr>
-        <w:t>oviese algund mal en la luna non enpece al sol que non ha ninguno en el ca dios lo fizo de la natura que te ya dixe de suso</w:t>
-      </w:r>
-      <w:r>
-        <w:rPr>
-          <w:lang w:val="es-ES"/>
-        </w:rPr>
-        <w:t xml:space="preserve"> % mas el eclesin de la luna contesce de otra guisa % sabe por cierto que </w:t>
-      </w:r>
-      <w:r>
-        <w:rPr>
-          <w:lang w:val="es-ES"/>
-        </w:rPr>
-        <w:t>una de las enpoçonadas son el cielo ha que es la tierra % e por eso crian d ellas todos estos bestigolos enpoçonados que ves que andan sobre la tierra % e otros muchos que y ha que viven sobre la tierra % e todas estas animalias tales se crian e engendran de la tierra e del su poçoñamiento % pues la tierra que tan poçonada es en sise que vien segund natura que las fumosidades e los vapores que salen d ella que sean enpoçoniados % pues quando la sonbra de la tierra se para ante la luna % aquella solonbra es</w:t>
-      </w:r>
-      <w:r>
-        <w:rPr>
-          <w:lang w:val="es-ES"/>
-        </w:rPr>
-        <w:t xml:space="preserve"> enpoçoniada e convien que lo sea por dos cosas % la primera por que sale de la tierra % la segunda por que asolonbra la tierra e recibe la maldat que d ella sale % pues d esta maldat que d ella recibe tenia ende su parte la luna % e quando se </w:t>
-      </w:r>
-      <w:r>
-        <w:rPr>
+          <w:rFonts w:ascii="Brill" w:hAnsi="Brill"/>
+          <w:lang w:val="es-ES"/>
+        </w:rPr>
+        <w:t xml:space="preserve">por do los sus rayos pueda </w:t>
+      </w:r>
+      <w:proofErr w:type="spellStart"/>
+      <w:r>
+        <w:rPr>
+          <w:rFonts w:ascii="Brill" w:hAnsi="Brill"/>
+          <w:lang w:val="es-ES"/>
+        </w:rPr>
+        <w:t>enbiar</w:t>
+      </w:r>
+      <w:proofErr w:type="spellEnd"/>
+      <w:r>
+        <w:rPr>
+          <w:rFonts w:ascii="Brill" w:hAnsi="Brill"/>
+          <w:lang w:val="es-ES"/>
+        </w:rPr>
+        <w:t xml:space="preserve"> </w:t>
+      </w:r>
+      <w:proofErr w:type="spellStart"/>
+      <w:r>
+        <w:rPr>
+          <w:rFonts w:ascii="Brill" w:hAnsi="Brill"/>
+          <w:lang w:val="es-ES"/>
+        </w:rPr>
+        <w:t>sienpre</w:t>
+      </w:r>
+      <w:proofErr w:type="spellEnd"/>
+      <w:r>
+        <w:rPr>
+          <w:rFonts w:ascii="Brill" w:hAnsi="Brill"/>
+          <w:lang w:val="es-ES"/>
+        </w:rPr>
+        <w:t xml:space="preserve"> % vayan delante fasta que se paran en lugar por do non puedan pasar de </w:t>
+      </w:r>
+      <w:proofErr w:type="spellStart"/>
+      <w:r>
+        <w:rPr>
+          <w:rFonts w:ascii="Brill" w:hAnsi="Brill"/>
+          <w:lang w:val="es-ES"/>
+        </w:rPr>
+        <w:t>alli</w:t>
+      </w:r>
+      <w:proofErr w:type="spellEnd"/>
+      <w:r>
+        <w:rPr>
+          <w:rFonts w:ascii="Brill" w:hAnsi="Brill"/>
+          <w:lang w:val="es-ES"/>
+        </w:rPr>
+        <w:t xml:space="preserve"> </w:t>
+      </w:r>
+      <w:proofErr w:type="spellStart"/>
+      <w:r>
+        <w:rPr>
+          <w:rFonts w:ascii="Brill" w:hAnsi="Brill"/>
+          <w:lang w:val="es-ES"/>
+        </w:rPr>
+        <w:t>adelantre</w:t>
+      </w:r>
+      <w:proofErr w:type="spellEnd"/>
+      <w:r>
+        <w:rPr>
+          <w:rFonts w:ascii="Brill" w:hAnsi="Brill"/>
+          <w:lang w:val="es-ES"/>
+        </w:rPr>
+        <w:t xml:space="preserve"> % e por esta </w:t>
+      </w:r>
+      <w:proofErr w:type="spellStart"/>
+      <w:r>
+        <w:rPr>
+          <w:rFonts w:ascii="Brill" w:hAnsi="Brill"/>
+          <w:lang w:val="es-ES"/>
+        </w:rPr>
+        <w:t>razon</w:t>
+      </w:r>
+      <w:proofErr w:type="spellEnd"/>
+      <w:r>
+        <w:rPr>
+          <w:rFonts w:ascii="Brill" w:hAnsi="Brill"/>
+          <w:lang w:val="es-ES"/>
+        </w:rPr>
+        <w:t xml:space="preserve"> </w:t>
+      </w:r>
+      <w:proofErr w:type="spellStart"/>
+      <w:r>
+        <w:rPr>
+          <w:rFonts w:ascii="Brill" w:hAnsi="Brill"/>
+          <w:lang w:val="es-ES"/>
+        </w:rPr>
+        <w:t>quando</w:t>
+      </w:r>
+      <w:proofErr w:type="spellEnd"/>
+      <w:r>
+        <w:rPr>
+          <w:rFonts w:ascii="Brill" w:hAnsi="Brill"/>
+          <w:lang w:val="es-ES"/>
+        </w:rPr>
+        <w:t xml:space="preserve"> oviese </w:t>
+      </w:r>
+      <w:proofErr w:type="spellStart"/>
+      <w:r>
+        <w:rPr>
+          <w:rFonts w:ascii="Brill" w:hAnsi="Brill"/>
+          <w:lang w:val="es-ES"/>
+        </w:rPr>
+        <w:t>algund</w:t>
+      </w:r>
+      <w:proofErr w:type="spellEnd"/>
+      <w:r>
+        <w:rPr>
+          <w:rFonts w:ascii="Brill" w:hAnsi="Brill"/>
+          <w:lang w:val="es-ES"/>
+        </w:rPr>
+        <w:t xml:space="preserve"> mal en la luna non </w:t>
+      </w:r>
+      <w:proofErr w:type="spellStart"/>
+      <w:r>
+        <w:rPr>
+          <w:rFonts w:ascii="Brill" w:hAnsi="Brill"/>
+          <w:lang w:val="es-ES"/>
+        </w:rPr>
+        <w:t>enpece</w:t>
+      </w:r>
+      <w:proofErr w:type="spellEnd"/>
+      <w:r>
+        <w:rPr>
+          <w:rFonts w:ascii="Brill" w:hAnsi="Brill"/>
+          <w:lang w:val="es-ES"/>
+        </w:rPr>
+        <w:t xml:space="preserve"> al sol que non </w:t>
+      </w:r>
+      <w:proofErr w:type="spellStart"/>
+      <w:r>
+        <w:rPr>
+          <w:rFonts w:ascii="Brill" w:hAnsi="Brill"/>
+          <w:lang w:val="es-ES"/>
+        </w:rPr>
+        <w:t>ha</w:t>
+      </w:r>
+      <w:proofErr w:type="spellEnd"/>
+      <w:r>
+        <w:rPr>
+          <w:rFonts w:ascii="Brill" w:hAnsi="Brill"/>
+          <w:lang w:val="es-ES"/>
+        </w:rPr>
+        <w:t xml:space="preserve"> ninguno en el ca dios lo fizo de la natura que te ya dixe de suso % </w:t>
+      </w:r>
+      <w:proofErr w:type="spellStart"/>
+      <w:r>
+        <w:rPr>
+          <w:rFonts w:ascii="Brill" w:hAnsi="Brill"/>
+          <w:lang w:val="es-ES"/>
+        </w:rPr>
+        <w:t>mas</w:t>
+      </w:r>
+      <w:proofErr w:type="spellEnd"/>
+      <w:r>
+        <w:rPr>
+          <w:rFonts w:ascii="Brill" w:hAnsi="Brill"/>
+          <w:lang w:val="es-ES"/>
+        </w:rPr>
+        <w:t xml:space="preserve"> el </w:t>
+      </w:r>
+      <w:proofErr w:type="spellStart"/>
+      <w:r>
+        <w:rPr>
+          <w:rFonts w:ascii="Brill" w:hAnsi="Brill"/>
+          <w:lang w:val="es-ES"/>
+        </w:rPr>
+        <w:t>eclesin</w:t>
+      </w:r>
+      <w:proofErr w:type="spellEnd"/>
+      <w:r>
+        <w:rPr>
+          <w:rFonts w:ascii="Brill" w:hAnsi="Brill"/>
+          <w:lang w:val="es-ES"/>
+        </w:rPr>
+        <w:t xml:space="preserve"> de la luna </w:t>
+      </w:r>
+      <w:proofErr w:type="spellStart"/>
+      <w:r>
+        <w:rPr>
+          <w:rFonts w:ascii="Brill" w:hAnsi="Brill"/>
+          <w:lang w:val="es-ES"/>
+        </w:rPr>
+        <w:t>contesce</w:t>
+      </w:r>
+      <w:proofErr w:type="spellEnd"/>
+      <w:r>
+        <w:rPr>
+          <w:rFonts w:ascii="Brill" w:hAnsi="Brill"/>
+          <w:lang w:val="es-ES"/>
+        </w:rPr>
+        <w:t xml:space="preserve"> de otra guisa % sabe por cierto que una de las </w:t>
+      </w:r>
+      <w:proofErr w:type="spellStart"/>
+      <w:r>
+        <w:rPr>
+          <w:rFonts w:ascii="Brill" w:hAnsi="Brill"/>
+          <w:lang w:val="es-ES"/>
+        </w:rPr>
+        <w:t>enpoçonadas</w:t>
+      </w:r>
+      <w:proofErr w:type="spellEnd"/>
+      <w:r>
+        <w:rPr>
+          <w:rFonts w:ascii="Brill" w:hAnsi="Brill"/>
+          <w:lang w:val="es-ES"/>
+        </w:rPr>
+        <w:t xml:space="preserve"> son el cielo </w:t>
+      </w:r>
+      <w:proofErr w:type="spellStart"/>
+      <w:r>
+        <w:rPr>
+          <w:rFonts w:ascii="Brill" w:hAnsi="Brill"/>
+          <w:lang w:val="es-ES"/>
+        </w:rPr>
+        <w:t>ha</w:t>
+      </w:r>
+      <w:proofErr w:type="spellEnd"/>
+      <w:r>
+        <w:rPr>
+          <w:rFonts w:ascii="Brill" w:hAnsi="Brill"/>
+          <w:lang w:val="es-ES"/>
+        </w:rPr>
+        <w:t xml:space="preserve"> que es la tierra % e por eso </w:t>
+      </w:r>
+      <w:proofErr w:type="spellStart"/>
+      <w:r>
+        <w:rPr>
+          <w:rFonts w:ascii="Brill" w:hAnsi="Brill"/>
+          <w:lang w:val="es-ES"/>
+        </w:rPr>
+        <w:t>crian</w:t>
+      </w:r>
+      <w:proofErr w:type="spellEnd"/>
+      <w:r>
+        <w:rPr>
+          <w:rFonts w:ascii="Brill" w:hAnsi="Brill"/>
+          <w:lang w:val="es-ES"/>
+        </w:rPr>
+        <w:t xml:space="preserve"> d ellas todos estos </w:t>
+      </w:r>
+      <w:proofErr w:type="spellStart"/>
+      <w:r>
+        <w:rPr>
+          <w:rFonts w:ascii="Brill" w:hAnsi="Brill"/>
+          <w:lang w:val="es-ES"/>
+        </w:rPr>
+        <w:t>bestigolos</w:t>
+      </w:r>
+      <w:proofErr w:type="spellEnd"/>
+      <w:r>
+        <w:rPr>
+          <w:rFonts w:ascii="Brill" w:hAnsi="Brill"/>
+          <w:lang w:val="es-ES"/>
+        </w:rPr>
+        <w:t xml:space="preserve"> </w:t>
+      </w:r>
+      <w:proofErr w:type="spellStart"/>
+      <w:r>
+        <w:rPr>
+          <w:rFonts w:ascii="Brill" w:hAnsi="Brill"/>
+          <w:lang w:val="es-ES"/>
+        </w:rPr>
+        <w:t>enpoçonados</w:t>
+      </w:r>
+      <w:proofErr w:type="spellEnd"/>
+      <w:r>
+        <w:rPr>
+          <w:rFonts w:ascii="Brill" w:hAnsi="Brill"/>
+          <w:lang w:val="es-ES"/>
+        </w:rPr>
+        <w:t xml:space="preserve"> que ves que andan sobre la tierra % e otros muchos que y </w:t>
+      </w:r>
+      <w:proofErr w:type="spellStart"/>
+      <w:r>
+        <w:rPr>
+          <w:rFonts w:ascii="Brill" w:hAnsi="Brill"/>
+          <w:lang w:val="es-ES"/>
+        </w:rPr>
+        <w:t>ha</w:t>
+      </w:r>
+      <w:proofErr w:type="spellEnd"/>
+      <w:r>
+        <w:rPr>
+          <w:rFonts w:ascii="Brill" w:hAnsi="Brill"/>
+          <w:lang w:val="es-ES"/>
+        </w:rPr>
+        <w:t xml:space="preserve"> que viven sobre la tierra % e todas estas animalias tales se </w:t>
+      </w:r>
+      <w:proofErr w:type="spellStart"/>
+      <w:r>
+        <w:rPr>
+          <w:rFonts w:ascii="Brill" w:hAnsi="Brill"/>
+          <w:lang w:val="es-ES"/>
+        </w:rPr>
+        <w:t>crian</w:t>
+      </w:r>
+      <w:proofErr w:type="spellEnd"/>
+      <w:r>
+        <w:rPr>
+          <w:rFonts w:ascii="Brill" w:hAnsi="Brill"/>
+          <w:lang w:val="es-ES"/>
+        </w:rPr>
+        <w:t xml:space="preserve"> e engendran de la tierra e del su </w:t>
+      </w:r>
+      <w:proofErr w:type="spellStart"/>
+      <w:r>
+        <w:rPr>
+          <w:rFonts w:ascii="Brill" w:hAnsi="Brill"/>
+          <w:lang w:val="es-ES"/>
+        </w:rPr>
+        <w:t>poçoñamiento</w:t>
+      </w:r>
+      <w:proofErr w:type="spellEnd"/>
+      <w:r>
+        <w:rPr>
+          <w:rFonts w:ascii="Brill" w:hAnsi="Brill"/>
+          <w:lang w:val="es-ES"/>
+        </w:rPr>
+        <w:t xml:space="preserve"> % pues la tierra que tan </w:t>
+      </w:r>
+      <w:proofErr w:type="spellStart"/>
+      <w:r>
+        <w:rPr>
+          <w:rFonts w:ascii="Brill" w:hAnsi="Brill"/>
+          <w:lang w:val="es-ES"/>
+        </w:rPr>
+        <w:t>poçonada</w:t>
+      </w:r>
+      <w:proofErr w:type="spellEnd"/>
+      <w:r>
+        <w:rPr>
+          <w:rFonts w:ascii="Brill" w:hAnsi="Brill"/>
+          <w:lang w:val="es-ES"/>
+        </w:rPr>
+        <w:t xml:space="preserve"> es en sise que </w:t>
+      </w:r>
+      <w:proofErr w:type="spellStart"/>
+      <w:r>
+        <w:rPr>
+          <w:rFonts w:ascii="Brill" w:hAnsi="Brill"/>
+          <w:lang w:val="es-ES"/>
+        </w:rPr>
+        <w:t>vien</w:t>
+      </w:r>
+      <w:proofErr w:type="spellEnd"/>
+      <w:r>
+        <w:rPr>
+          <w:rFonts w:ascii="Brill" w:hAnsi="Brill"/>
+          <w:lang w:val="es-ES"/>
+        </w:rPr>
+        <w:t xml:space="preserve"> segund natura que las fumosidades e los vapores que salen d ella que sean </w:t>
+      </w:r>
+      <w:proofErr w:type="spellStart"/>
+      <w:r>
+        <w:rPr>
+          <w:rFonts w:ascii="Brill" w:hAnsi="Brill"/>
+          <w:lang w:val="es-ES"/>
+        </w:rPr>
+        <w:t>enpoçoniados</w:t>
+      </w:r>
+      <w:proofErr w:type="spellEnd"/>
+      <w:r>
+        <w:rPr>
+          <w:rFonts w:ascii="Brill" w:hAnsi="Brill"/>
+          <w:lang w:val="es-ES"/>
+        </w:rPr>
+        <w:t xml:space="preserve"> % pues </w:t>
+      </w:r>
+      <w:proofErr w:type="spellStart"/>
+      <w:r>
+        <w:rPr>
+          <w:rFonts w:ascii="Brill" w:hAnsi="Brill"/>
+          <w:lang w:val="es-ES"/>
+        </w:rPr>
+        <w:t>quando</w:t>
+      </w:r>
+      <w:proofErr w:type="spellEnd"/>
+      <w:r>
+        <w:rPr>
+          <w:rFonts w:ascii="Brill" w:hAnsi="Brill"/>
+          <w:lang w:val="es-ES"/>
+        </w:rPr>
+        <w:t xml:space="preserve"> la </w:t>
+      </w:r>
+      <w:proofErr w:type="spellStart"/>
+      <w:r>
+        <w:rPr>
+          <w:rFonts w:ascii="Brill" w:hAnsi="Brill"/>
+          <w:lang w:val="es-ES"/>
+        </w:rPr>
+        <w:t>sonbra</w:t>
+      </w:r>
+      <w:proofErr w:type="spellEnd"/>
+      <w:r>
+        <w:rPr>
+          <w:rFonts w:ascii="Brill" w:hAnsi="Brill"/>
+          <w:lang w:val="es-ES"/>
+        </w:rPr>
+        <w:t xml:space="preserve"> de la tierra se para ante la luna % aquella </w:t>
+      </w:r>
+      <w:proofErr w:type="spellStart"/>
+      <w:r>
+        <w:rPr>
+          <w:rFonts w:ascii="Brill" w:hAnsi="Brill"/>
+          <w:lang w:val="es-ES"/>
+        </w:rPr>
+        <w:t>solonbra</w:t>
+      </w:r>
+      <w:proofErr w:type="spellEnd"/>
+      <w:r>
+        <w:rPr>
+          <w:rFonts w:ascii="Brill" w:hAnsi="Brill"/>
+          <w:lang w:val="es-ES"/>
+        </w:rPr>
+        <w:t xml:space="preserve"> es </w:t>
+      </w:r>
+      <w:proofErr w:type="spellStart"/>
+      <w:r>
+        <w:rPr>
+          <w:rFonts w:ascii="Brill" w:hAnsi="Brill"/>
+          <w:lang w:val="es-ES"/>
+        </w:rPr>
+        <w:t>enpoçoniada</w:t>
+      </w:r>
+      <w:proofErr w:type="spellEnd"/>
+      <w:r>
+        <w:rPr>
+          <w:rFonts w:ascii="Brill" w:hAnsi="Brill"/>
+          <w:lang w:val="es-ES"/>
+        </w:rPr>
+        <w:t xml:space="preserve"> e </w:t>
+      </w:r>
+      <w:proofErr w:type="spellStart"/>
+      <w:r>
+        <w:rPr>
+          <w:rFonts w:ascii="Brill" w:hAnsi="Brill"/>
+          <w:lang w:val="es-ES"/>
+        </w:rPr>
+        <w:t>convien</w:t>
+      </w:r>
+      <w:proofErr w:type="spellEnd"/>
+      <w:r>
+        <w:rPr>
+          <w:rFonts w:ascii="Brill" w:hAnsi="Brill"/>
+          <w:lang w:val="es-ES"/>
+        </w:rPr>
+        <w:t xml:space="preserve"> que lo sea por dos cosas % la primera por que sale de la tierra % la segunda por que </w:t>
+      </w:r>
+      <w:proofErr w:type="spellStart"/>
+      <w:r>
+        <w:rPr>
+          <w:rFonts w:ascii="Brill" w:hAnsi="Brill"/>
+          <w:lang w:val="es-ES"/>
+        </w:rPr>
+        <w:t>asolonbra</w:t>
+      </w:r>
+      <w:proofErr w:type="spellEnd"/>
+      <w:r>
+        <w:rPr>
+          <w:rFonts w:ascii="Brill" w:hAnsi="Brill"/>
+          <w:lang w:val="es-ES"/>
+        </w:rPr>
+        <w:t xml:space="preserve"> la tierra e recibe la </w:t>
+      </w:r>
+      <w:proofErr w:type="spellStart"/>
+      <w:r>
+        <w:rPr>
+          <w:rFonts w:ascii="Brill" w:hAnsi="Brill"/>
+          <w:lang w:val="es-ES"/>
+        </w:rPr>
+        <w:t>maldat</w:t>
+      </w:r>
+      <w:proofErr w:type="spellEnd"/>
+      <w:r>
+        <w:rPr>
+          <w:rFonts w:ascii="Brill" w:hAnsi="Brill"/>
+          <w:lang w:val="es-ES"/>
+        </w:rPr>
+        <w:t xml:space="preserve"> que d ella sale % pues d esta </w:t>
+      </w:r>
+      <w:proofErr w:type="spellStart"/>
+      <w:r>
+        <w:rPr>
+          <w:rFonts w:ascii="Brill" w:hAnsi="Brill"/>
+          <w:lang w:val="es-ES"/>
+        </w:rPr>
+        <w:t>maldat</w:t>
+      </w:r>
+      <w:proofErr w:type="spellEnd"/>
+      <w:r>
+        <w:rPr>
+          <w:rFonts w:ascii="Brill" w:hAnsi="Brill"/>
+          <w:lang w:val="es-ES"/>
+        </w:rPr>
+        <w:t xml:space="preserve"> que d ella recibe </w:t>
+      </w:r>
+      <w:proofErr w:type="spellStart"/>
+      <w:r>
+        <w:rPr>
+          <w:rFonts w:ascii="Brill" w:hAnsi="Brill"/>
+          <w:lang w:val="es-ES"/>
+        </w:rPr>
+        <w:t>tenia</w:t>
+      </w:r>
+      <w:proofErr w:type="spellEnd"/>
+      <w:r>
+        <w:rPr>
+          <w:rFonts w:ascii="Brill" w:hAnsi="Brill"/>
+          <w:lang w:val="es-ES"/>
+        </w:rPr>
+        <w:t xml:space="preserve"> ende su parte la luna % e </w:t>
+      </w:r>
+      <w:proofErr w:type="spellStart"/>
+      <w:r>
+        <w:rPr>
+          <w:rFonts w:ascii="Brill" w:hAnsi="Brill"/>
+          <w:lang w:val="es-ES"/>
+        </w:rPr>
+        <w:t>quando</w:t>
+      </w:r>
+      <w:proofErr w:type="spellEnd"/>
+      <w:r>
+        <w:rPr>
+          <w:rFonts w:ascii="Brill" w:hAnsi="Brill"/>
+          <w:lang w:val="es-ES"/>
+        </w:rPr>
+        <w:t xml:space="preserve"> se </w:t>
+      </w:r>
+      <w:r>
+        <w:rPr>
+          <w:rFonts w:ascii="Brill" w:hAnsi="Brill"/>
           <w:color w:val="FF0000"/>
           <w:lang w:val="es-ES"/>
         </w:rPr>
@@ -79,9 +858,250 @@
       </w:r>
       <w:r>
         <w:rPr>
-          <w:lang w:val="es-ES"/>
-        </w:rPr>
-        <w:t>d ella quita finca la luna bien asi como un ombre quando finca fraco de una muy gran enfermedat que aya avido % e asi como el ombre va arreziando cada dia e tornando se en su fuerça bien asi faz la luna que en cada dia va cobrando su claridat fasta que se torna clara bien asi como enante era e finca linpia e sana de aquel mal que recebio % e por esta razon mandan los maestros guardar aquellos dias que de suso dixe</w:t>
+          <w:rFonts w:ascii="Brill" w:hAnsi="Brill"/>
+          <w:lang w:val="es-ES"/>
+        </w:rPr>
+        <w:t xml:space="preserve">d ella quita finca la luna bien </w:t>
+      </w:r>
+      <w:proofErr w:type="spellStart"/>
+      <w:r>
+        <w:rPr>
+          <w:rFonts w:ascii="Brill" w:hAnsi="Brill"/>
+          <w:lang w:val="es-ES"/>
+        </w:rPr>
+        <w:t>asi</w:t>
+      </w:r>
+      <w:proofErr w:type="spellEnd"/>
+      <w:r>
+        <w:rPr>
+          <w:rFonts w:ascii="Brill" w:hAnsi="Brill"/>
+          <w:lang w:val="es-ES"/>
+        </w:rPr>
+        <w:t xml:space="preserve"> como un ombre </w:t>
+      </w:r>
+      <w:proofErr w:type="spellStart"/>
+      <w:r>
+        <w:rPr>
+          <w:rFonts w:ascii="Brill" w:hAnsi="Brill"/>
+          <w:lang w:val="es-ES"/>
+        </w:rPr>
+        <w:t>quando</w:t>
+      </w:r>
+      <w:proofErr w:type="spellEnd"/>
+      <w:r>
+        <w:rPr>
+          <w:rFonts w:ascii="Brill" w:hAnsi="Brill"/>
+          <w:lang w:val="es-ES"/>
+        </w:rPr>
+        <w:t xml:space="preserve"> finca </w:t>
+      </w:r>
+      <w:proofErr w:type="spellStart"/>
+      <w:r>
+        <w:rPr>
+          <w:rFonts w:ascii="Brill" w:hAnsi="Brill"/>
+          <w:lang w:val="es-ES"/>
+        </w:rPr>
+        <w:t>fraco</w:t>
+      </w:r>
+      <w:proofErr w:type="spellEnd"/>
+      <w:r>
+        <w:rPr>
+          <w:rFonts w:ascii="Brill" w:hAnsi="Brill"/>
+          <w:lang w:val="es-ES"/>
+        </w:rPr>
+        <w:t xml:space="preserve"> de una muy gran </w:t>
+      </w:r>
+      <w:proofErr w:type="spellStart"/>
+      <w:r>
+        <w:rPr>
+          <w:rFonts w:ascii="Brill" w:hAnsi="Brill"/>
+          <w:lang w:val="es-ES"/>
+        </w:rPr>
+        <w:t>enfermedat</w:t>
+      </w:r>
+      <w:proofErr w:type="spellEnd"/>
+      <w:r>
+        <w:rPr>
+          <w:rFonts w:ascii="Brill" w:hAnsi="Brill"/>
+          <w:lang w:val="es-ES"/>
+        </w:rPr>
+        <w:t xml:space="preserve"> que aya </w:t>
+      </w:r>
+      <w:proofErr w:type="spellStart"/>
+      <w:r>
+        <w:rPr>
+          <w:rFonts w:ascii="Brill" w:hAnsi="Brill"/>
+          <w:lang w:val="es-ES"/>
+        </w:rPr>
+        <w:t>avido</w:t>
+      </w:r>
+      <w:proofErr w:type="spellEnd"/>
+      <w:r>
+        <w:rPr>
+          <w:rFonts w:ascii="Brill" w:hAnsi="Brill"/>
+          <w:lang w:val="es-ES"/>
+        </w:rPr>
+        <w:t xml:space="preserve"> % e </w:t>
+      </w:r>
+      <w:proofErr w:type="spellStart"/>
+      <w:r>
+        <w:rPr>
+          <w:rFonts w:ascii="Brill" w:hAnsi="Brill"/>
+          <w:lang w:val="es-ES"/>
+        </w:rPr>
+        <w:t>asi</w:t>
+      </w:r>
+      <w:proofErr w:type="spellEnd"/>
+      <w:r>
+        <w:rPr>
+          <w:rFonts w:ascii="Brill" w:hAnsi="Brill"/>
+          <w:lang w:val="es-ES"/>
+        </w:rPr>
+        <w:t xml:space="preserve"> como el ombre va </w:t>
+      </w:r>
+      <w:proofErr w:type="spellStart"/>
+      <w:r>
+        <w:rPr>
+          <w:rFonts w:ascii="Brill" w:hAnsi="Brill"/>
+          <w:lang w:val="es-ES"/>
+        </w:rPr>
+        <w:t>arreziando</w:t>
+      </w:r>
+      <w:proofErr w:type="spellEnd"/>
+      <w:r>
+        <w:rPr>
+          <w:rFonts w:ascii="Brill" w:hAnsi="Brill"/>
+          <w:lang w:val="es-ES"/>
+        </w:rPr>
+        <w:t xml:space="preserve"> cada </w:t>
+      </w:r>
+      <w:proofErr w:type="spellStart"/>
+      <w:r>
+        <w:rPr>
+          <w:rFonts w:ascii="Brill" w:hAnsi="Brill"/>
+          <w:lang w:val="es-ES"/>
+        </w:rPr>
+        <w:t>dia</w:t>
+      </w:r>
+      <w:proofErr w:type="spellEnd"/>
+      <w:r>
+        <w:rPr>
+          <w:rFonts w:ascii="Brill" w:hAnsi="Brill"/>
+          <w:lang w:val="es-ES"/>
+        </w:rPr>
+        <w:t xml:space="preserve"> e tornando se en su fuerça bien </w:t>
+      </w:r>
+      <w:proofErr w:type="spellStart"/>
+      <w:r>
+        <w:rPr>
+          <w:rFonts w:ascii="Brill" w:hAnsi="Brill"/>
+          <w:lang w:val="es-ES"/>
+        </w:rPr>
+        <w:t>asi</w:t>
+      </w:r>
+      <w:proofErr w:type="spellEnd"/>
+      <w:r>
+        <w:rPr>
+          <w:rFonts w:ascii="Brill" w:hAnsi="Brill"/>
+          <w:lang w:val="es-ES"/>
+        </w:rPr>
+        <w:t xml:space="preserve"> faz la luna que en cada </w:t>
+      </w:r>
+      <w:proofErr w:type="spellStart"/>
+      <w:r>
+        <w:rPr>
+          <w:rFonts w:ascii="Brill" w:hAnsi="Brill"/>
+          <w:lang w:val="es-ES"/>
+        </w:rPr>
+        <w:t>dia</w:t>
+      </w:r>
+      <w:proofErr w:type="spellEnd"/>
+      <w:r>
+        <w:rPr>
+          <w:rFonts w:ascii="Brill" w:hAnsi="Brill"/>
+          <w:lang w:val="es-ES"/>
+        </w:rPr>
+        <w:t xml:space="preserve"> va cobrando su claridat fasta que se torna clara bien </w:t>
+      </w:r>
+      <w:proofErr w:type="spellStart"/>
+      <w:r>
+        <w:rPr>
+          <w:rFonts w:ascii="Brill" w:hAnsi="Brill"/>
+          <w:lang w:val="es-ES"/>
+        </w:rPr>
+        <w:t>asi</w:t>
+      </w:r>
+      <w:proofErr w:type="spellEnd"/>
+      <w:r>
+        <w:rPr>
+          <w:rFonts w:ascii="Brill" w:hAnsi="Brill"/>
+          <w:lang w:val="es-ES"/>
+        </w:rPr>
+        <w:t xml:space="preserve"> como enante era e finca </w:t>
+      </w:r>
+      <w:proofErr w:type="spellStart"/>
+      <w:r>
+        <w:rPr>
+          <w:rFonts w:ascii="Brill" w:hAnsi="Brill"/>
+          <w:lang w:val="es-ES"/>
+        </w:rPr>
+        <w:t>linpia</w:t>
+      </w:r>
+      <w:proofErr w:type="spellEnd"/>
+      <w:r>
+        <w:rPr>
+          <w:rFonts w:ascii="Brill" w:hAnsi="Brill"/>
+          <w:lang w:val="es-ES"/>
+        </w:rPr>
+        <w:t xml:space="preserve"> e sana de aquel mal que </w:t>
+      </w:r>
+      <w:proofErr w:type="spellStart"/>
+      <w:r>
+        <w:rPr>
+          <w:rFonts w:ascii="Brill" w:hAnsi="Brill"/>
+          <w:lang w:val="es-ES"/>
+        </w:rPr>
+        <w:t>recebio</w:t>
+      </w:r>
+      <w:proofErr w:type="spellEnd"/>
+      <w:r>
+        <w:rPr>
+          <w:rFonts w:ascii="Brill" w:hAnsi="Brill"/>
+          <w:lang w:val="es-ES"/>
+        </w:rPr>
+        <w:t xml:space="preserve"> % e por esta </w:t>
+      </w:r>
+      <w:proofErr w:type="spellStart"/>
+      <w:r>
+        <w:rPr>
+          <w:rFonts w:ascii="Brill" w:hAnsi="Brill"/>
+          <w:lang w:val="es-ES"/>
+        </w:rPr>
+        <w:t>razon</w:t>
+      </w:r>
+      <w:proofErr w:type="spellEnd"/>
+      <w:r>
+        <w:rPr>
+          <w:rFonts w:ascii="Brill" w:hAnsi="Brill"/>
+          <w:lang w:val="es-ES"/>
+        </w:rPr>
+        <w:t xml:space="preserve"> mandan los maestros guardar aquellos </w:t>
+      </w:r>
+      <w:proofErr w:type="spellStart"/>
+      <w:r>
+        <w:rPr>
+          <w:rFonts w:ascii="Brill" w:hAnsi="Brill"/>
+          <w:lang w:val="es-ES"/>
+        </w:rPr>
+        <w:t>dias</w:t>
+      </w:r>
+      <w:proofErr w:type="spellEnd"/>
+      <w:r>
+        <w:rPr>
+          <w:rFonts w:ascii="Brill" w:hAnsi="Brill"/>
+          <w:lang w:val="es-ES"/>
+        </w:rPr>
+        <w:t xml:space="preserve"> que de suso dixe</w:t>
       </w:r>
     </w:p>
     <w:sectPr>
@@ -95,7 +1115,7 @@
 </file>
 
 <file path=word/styles.xml><?xml version="1.0" encoding="utf-8"?>
-<w:styles xmlns:mc="http://schemas.openxmlformats.org/markup-compatibility/2006" xmlns:r="http://schemas.openxmlformats.org/officeDocument/2006/relationships" xmlns:w="http://schemas.openxmlformats.org/wordprocessingml/2006/main" xmlns:w14="http://schemas.microsoft.com/office/word/2010/wordml" xmlns:w15="http://schemas.microsoft.com/office/word/2012/wordml" xmlns:w16cex="http://schemas.microsoft.com/office/word/2018/wordml/cex" xmlns:w16cid="http://schemas.microsoft.com/office/word/2016/wordml/cid" xmlns:w16="http://schemas.microsoft.com/office/word/2018/wordml" xmlns:w16sdtdh="http://schemas.microsoft.com/office/word/2020/wordml/sdtdatahash" xmlns:w16se="http://schemas.microsoft.com/office/word/2015/wordml/symex" mc:Ignorable="w14 w15 w16se w16cid w16 w16cex w16sdtdh">
+<w:styles xmlns:mc="http://schemas.openxmlformats.org/markup-compatibility/2006" xmlns:r="http://schemas.openxmlformats.org/officeDocument/2006/relationships" xmlns:w="http://schemas.openxmlformats.org/wordprocessingml/2006/main" xmlns:w14="http://schemas.microsoft.com/office/word/2010/wordml" xmlns:w15="http://schemas.microsoft.com/office/word/2012/wordml" xmlns:w16cex="http://schemas.microsoft.com/office/word/2018/wordml/cex" xmlns:w16cid="http://schemas.microsoft.com/office/word/2016/wordml/cid" xmlns:w16="http://schemas.microsoft.com/office/word/2018/wordml" xmlns:w16du="http://schemas.microsoft.com/office/word/2023/wordml/word16du" xmlns:w16sdtdh="http://schemas.microsoft.com/office/word/2020/wordml/sdtdatahash" xmlns:w16sdtfl="http://schemas.microsoft.com/office/word/2024/wordml/sdtformatlock" xmlns:w16se="http://schemas.microsoft.com/office/word/2015/wordml/symex" mc:Ignorable="w14 w15 w16se w16cid w16 w16cex w16sdtdh w16sdtfl w16du">
   <w:docDefaults>
     <w:rPrDefault>
       <w:rPr>
